--- a/Zad_8/lab1.docx
+++ b/Zad_8/lab1.docx
@@ -547,7 +547,13 @@
               <w:rPr>
                 <w:rFonts w:ascii="Ubuntu" w:eastAsia="Ubuntu" w:hAnsi="Ubuntu" w:cs="Ubuntu"/>
               </w:rPr>
-              <w:t>08.01.2026</w:t>
+              <w:t>14</w:t>
+            </w:r>
+            <w:r>
+              <w:rPr>
+                <w:rFonts w:ascii="Ubuntu" w:eastAsia="Ubuntu" w:hAnsi="Ubuntu" w:cs="Ubuntu"/>
+              </w:rPr>
+              <w:t>.01.2026</w:t>
             </w:r>
           </w:p>
         </w:tc>
@@ -614,6 +620,9 @@
     </w:p>
     <w:p>
       <w:r>
+        <w:rPr>
+          <w:noProof/>
+        </w:rPr>
         <w:drawing>
           <wp:inline distT="0" distB="0" distL="0" distR="0" wp14:anchorId="251391A8" wp14:editId="36ABD23A">
             <wp:extent cx="5760720" cy="793115"/>
@@ -653,6 +662,22 @@
     </w:p>
     <w:p>
       <w:r>
+        <w:t>W pierwszym kroku stworzyliśmy nowy model</w:t>
+      </w:r>
+      <w:r>
+        <w:t xml:space="preserve"> </w:t>
+      </w:r>
+      <w:proofErr w:type="spellStart"/>
+      <w:r>
+        <w:t>Task</w:t>
+      </w:r>
+      <w:proofErr w:type="spellEnd"/>
+    </w:p>
+    <w:p>
+      <w:r>
+        <w:rPr>
+          <w:noProof/>
+        </w:rPr>
         <w:drawing>
           <wp:inline distT="0" distB="0" distL="0" distR="0" wp14:anchorId="79AFB055" wp14:editId="38EDE94E">
             <wp:extent cx="5760720" cy="1345565"/>
@@ -692,6 +717,14 @@
     </w:p>
     <w:p>
       <w:r>
+        <w:t>Dodaliśmy odpowiednie pola do naszego modelu</w:t>
+      </w:r>
+    </w:p>
+    <w:p>
+      <w:r>
+        <w:rPr>
+          <w:noProof/>
+        </w:rPr>
         <w:drawing>
           <wp:inline distT="0" distB="0" distL="0" distR="0" wp14:anchorId="60476510" wp14:editId="1EE6EC0A">
             <wp:extent cx="5760720" cy="835660"/>
@@ -730,7 +763,20 @@
       </w:r>
     </w:p>
     <w:p>
-      <w:r>
+      <w:proofErr w:type="spellStart"/>
+      <w:r>
+        <w:t>Zmigrowaliśmy</w:t>
+      </w:r>
+      <w:proofErr w:type="spellEnd"/>
+      <w:r>
+        <w:t xml:space="preserve"> do bazy danych</w:t>
+      </w:r>
+    </w:p>
+    <w:p>
+      <w:r>
+        <w:rPr>
+          <w:noProof/>
+        </w:rPr>
         <w:lastRenderedPageBreak/>
         <w:drawing>
           <wp:inline distT="0" distB="0" distL="0" distR="0" wp14:anchorId="7974109D" wp14:editId="2BAE76AA">
@@ -769,8 +815,12 @@
         </w:drawing>
       </w:r>
     </w:p>
-    <w:p>
-      <w:r>
+    <w:p/>
+    <w:p>
+      <w:r>
+        <w:rPr>
+          <w:noProof/>
+        </w:rPr>
         <w:lastRenderedPageBreak/>
         <w:drawing>
           <wp:inline distT="0" distB="0" distL="0" distR="0" wp14:anchorId="287BC29E" wp14:editId="43721064">
@@ -811,6 +861,14 @@
     </w:p>
     <w:p>
       <w:r>
+        <w:t>Jak widać do bazy danych została odpowiednia tabela z kolumnami opisanymi przez nas</w:t>
+      </w:r>
+    </w:p>
+    <w:p>
+      <w:r>
+        <w:rPr>
+          <w:noProof/>
+        </w:rPr>
         <w:drawing>
           <wp:inline distT="0" distB="0" distL="0" distR="0" wp14:anchorId="19ABE797" wp14:editId="638EAD7A">
             <wp:extent cx="5760720" cy="422910"/>
@@ -850,6 +908,19 @@
     </w:p>
     <w:p>
       <w:r>
+        <w:t xml:space="preserve">W następnej kolejności stworzyliśmy kontroler dla naszych </w:t>
+      </w:r>
+      <w:proofErr w:type="spellStart"/>
+      <w:r>
+        <w:t>tasków</w:t>
+      </w:r>
+      <w:proofErr w:type="spellEnd"/>
+    </w:p>
+    <w:p>
+      <w:r>
+        <w:rPr>
+          <w:noProof/>
+        </w:rPr>
         <w:lastRenderedPageBreak/>
         <w:drawing>
           <wp:inline distT="0" distB="0" distL="0" distR="0" wp14:anchorId="3B78CE4E" wp14:editId="10F27F87">
@@ -890,6 +961,38 @@
     </w:p>
     <w:p>
       <w:r>
+        <w:t xml:space="preserve">Potwierdzenie powstania listy </w:t>
+      </w:r>
+      <w:proofErr w:type="spellStart"/>
+      <w:r>
+        <w:t>route</w:t>
+      </w:r>
+      <w:proofErr w:type="spellEnd"/>
+      <w:r>
+        <w:t xml:space="preserve"> widać </w:t>
+      </w:r>
+      <w:proofErr w:type="spellStart"/>
+      <w:r>
+        <w:t>api</w:t>
+      </w:r>
+      <w:proofErr w:type="spellEnd"/>
+      <w:r>
+        <w:t>/</w:t>
+      </w:r>
+      <w:proofErr w:type="spellStart"/>
+      <w:r>
+        <w:t>task</w:t>
+      </w:r>
+      <w:proofErr w:type="spellEnd"/>
+      <w:r>
+        <w:t xml:space="preserve"> itd.</w:t>
+      </w:r>
+    </w:p>
+    <w:p>
+      <w:r>
+        <w:rPr>
+          <w:noProof/>
+        </w:rPr>
         <w:lastRenderedPageBreak/>
         <w:drawing>
           <wp:inline distT="0" distB="0" distL="0" distR="0" wp14:anchorId="41D84B8C" wp14:editId="21D7004B">
@@ -928,8 +1031,12 @@
         </w:drawing>
       </w:r>
     </w:p>
-    <w:p>
-      <w:r>
+    <w:p/>
+    <w:p>
+      <w:r>
+        <w:rPr>
+          <w:noProof/>
+        </w:rPr>
         <w:lastRenderedPageBreak/>
         <w:drawing>
           <wp:inline distT="0" distB="0" distL="0" distR="0" wp14:anchorId="63E23BA9" wp14:editId="7917C00C">
@@ -970,6 +1077,32 @@
     </w:p>
     <w:p>
       <w:r>
+        <w:t xml:space="preserve">Edycja </w:t>
+      </w:r>
+      <w:proofErr w:type="spellStart"/>
+      <w:r>
+        <w:t>task</w:t>
+      </w:r>
+      <w:proofErr w:type="spellEnd"/>
+      <w:r>
+        <w:t xml:space="preserve"> kontrolera</w:t>
+      </w:r>
+    </w:p>
+    <w:p>
+      <w:r>
+        <w:t xml:space="preserve">A na dole wyniki testów </w:t>
+      </w:r>
+      <w:proofErr w:type="spellStart"/>
+      <w:r>
+        <w:t>curl</w:t>
+      </w:r>
+      <w:proofErr w:type="spellEnd"/>
+    </w:p>
+    <w:p>
+      <w:r>
+        <w:rPr>
+          <w:noProof/>
+        </w:rPr>
         <w:drawing>
           <wp:inline distT="0" distB="0" distL="0" distR="0" wp14:anchorId="6A43B075" wp14:editId="7F153711">
             <wp:extent cx="5760720" cy="1214755"/>
@@ -1009,6 +1142,10 @@
     </w:p>
     <w:p>
       <w:r>
+        <w:rPr>
+          <w:noProof/>
+        </w:rPr>
+        <w:lastRenderedPageBreak/>
         <w:drawing>
           <wp:inline distT="0" distB="0" distL="0" distR="0" wp14:anchorId="432AA5EF" wp14:editId="0D8E386B">
             <wp:extent cx="5760720" cy="506095"/>
@@ -1045,10 +1182,24 @@
           </wp:inline>
         </w:drawing>
       </w:r>
-    </w:p>
-    <w:p>
-      <w:r>
-        <w:lastRenderedPageBreak/>
+      <w:r>
+        <w:br/>
+        <w:t xml:space="preserve">Wyświetliło wszystkie </w:t>
+      </w:r>
+      <w:proofErr w:type="spellStart"/>
+      <w:r>
+        <w:t>taski</w:t>
+      </w:r>
+      <w:proofErr w:type="spellEnd"/>
+      <w:r>
+        <w:t xml:space="preserve"> jak powinno jest jeden w bazie</w:t>
+      </w:r>
+    </w:p>
+    <w:p>
+      <w:r>
+        <w:rPr>
+          <w:noProof/>
+        </w:rPr>
         <w:drawing>
           <wp:inline distT="0" distB="0" distL="0" distR="0" wp14:anchorId="15901333" wp14:editId="52D39D17">
             <wp:extent cx="5760720" cy="1120775"/>
@@ -1088,6 +1239,22 @@
     </w:p>
     <w:p>
       <w:r>
+        <w:t xml:space="preserve">Wyświetliło nasz dany </w:t>
+      </w:r>
+      <w:proofErr w:type="spellStart"/>
+      <w:r>
+        <w:t>task</w:t>
+      </w:r>
+      <w:proofErr w:type="spellEnd"/>
+      <w:r>
+        <w:t xml:space="preserve"> /1</w:t>
+      </w:r>
+    </w:p>
+    <w:p>
+      <w:r>
+        <w:rPr>
+          <w:noProof/>
+        </w:rPr>
         <w:drawing>
           <wp:inline distT="0" distB="0" distL="0" distR="0" wp14:anchorId="22BA9D86" wp14:editId="04D168E8">
             <wp:extent cx="5760720" cy="538480"/>
@@ -1127,6 +1294,30 @@
     </w:p>
     <w:p>
       <w:r>
+        <w:t xml:space="preserve">Aktualizacja o </w:t>
+      </w:r>
+      <w:proofErr w:type="spellStart"/>
+      <w:r>
+        <w:t>is_done</w:t>
+      </w:r>
+      <w:proofErr w:type="spellEnd"/>
+      <w:r>
+        <w:t xml:space="preserve"> na </w:t>
+      </w:r>
+      <w:proofErr w:type="spellStart"/>
+      <w:r>
+        <w:t>true</w:t>
+      </w:r>
+      <w:proofErr w:type="spellEnd"/>
+      <w:r>
+        <w:t xml:space="preserve"> i udała się operacja</w:t>
+      </w:r>
+    </w:p>
+    <w:p>
+      <w:r>
+        <w:rPr>
+          <w:noProof/>
+        </w:rPr>
         <w:drawing>
           <wp:inline distT="0" distB="0" distL="0" distR="0" wp14:anchorId="50011D30" wp14:editId="4BBE4481">
             <wp:extent cx="5760720" cy="1302385"/>
@@ -1166,6 +1357,22 @@
     </w:p>
     <w:p>
       <w:r>
+        <w:t xml:space="preserve">Ponowne wyświetlenie taska, tym razem jest </w:t>
+      </w:r>
+      <w:proofErr w:type="spellStart"/>
+      <w:r>
+        <w:t>true</w:t>
+      </w:r>
+      <w:proofErr w:type="spellEnd"/>
+      <w:r>
+        <w:t xml:space="preserve"> jak miało być</w:t>
+      </w:r>
+    </w:p>
+    <w:p>
+      <w:r>
+        <w:rPr>
+          <w:noProof/>
+        </w:rPr>
         <w:drawing>
           <wp:inline distT="0" distB="0" distL="0" distR="0" wp14:anchorId="535FBB34" wp14:editId="7ADFA0B6">
             <wp:extent cx="5760720" cy="1341120"/>
@@ -1205,6 +1412,22 @@
     </w:p>
     <w:p>
       <w:r>
+        <w:t xml:space="preserve">Tak samo gdy wejdziemy w wszystkie </w:t>
+      </w:r>
+      <w:proofErr w:type="spellStart"/>
+      <w:r>
+        <w:t>taski</w:t>
+      </w:r>
+      <w:proofErr w:type="spellEnd"/>
+      <w:r>
+        <w:t xml:space="preserve"> </w:t>
+      </w:r>
+    </w:p>
+    <w:p>
+      <w:r>
+        <w:rPr>
+          <w:noProof/>
+        </w:rPr>
         <w:drawing>
           <wp:inline distT="0" distB="0" distL="0" distR="0" wp14:anchorId="762714E4" wp14:editId="1F1C9A6E">
             <wp:extent cx="5760720" cy="403225"/>
@@ -1244,6 +1467,15 @@
     </w:p>
     <w:p>
       <w:r>
+        <w:t>Usunięcie konkretnego taska</w:t>
+      </w:r>
+    </w:p>
+    <w:p>
+      <w:r>
+        <w:rPr>
+          <w:noProof/>
+        </w:rPr>
+        <w:lastRenderedPageBreak/>
         <w:drawing>
           <wp:inline distT="0" distB="0" distL="0" distR="0" wp14:anchorId="742CF752" wp14:editId="78280C80">
             <wp:extent cx="5760720" cy="1443355"/>
@@ -1283,6 +1515,22 @@
     </w:p>
     <w:p>
       <w:r>
+        <w:t xml:space="preserve">Lista </w:t>
+      </w:r>
+      <w:proofErr w:type="spellStart"/>
+      <w:r>
+        <w:t>tasków</w:t>
+      </w:r>
+      <w:proofErr w:type="spellEnd"/>
+      <w:r>
+        <w:t xml:space="preserve"> jest pusta</w:t>
+      </w:r>
+    </w:p>
+    <w:p>
+      <w:r>
+        <w:rPr>
+          <w:noProof/>
+        </w:rPr>
         <w:drawing>
           <wp:inline distT="0" distB="0" distL="0" distR="0" wp14:anchorId="02589017" wp14:editId="77E88F2A">
             <wp:extent cx="5760720" cy="1519555"/>
@@ -1318,6 +1566,129 @@
             </a:graphic>
           </wp:inline>
         </w:drawing>
+      </w:r>
+    </w:p>
+    <w:p>
+      <w:r>
+        <w:t>Strona wróciła nas do bazowej strony jak miało być</w:t>
+      </w:r>
+    </w:p>
+    <w:p>
+      <w:pPr>
+        <w:pStyle w:val="Nagwek2"/>
+        <w:numPr>
+          <w:ilvl w:val="0"/>
+          <w:numId w:val="2"/>
+        </w:numPr>
+      </w:pPr>
+      <w:r>
+        <w:t>Wnioski</w:t>
+      </w:r>
+    </w:p>
+    <w:p>
+      <w:r>
+        <w:t xml:space="preserve">Podczas ćwiczenia udało się przejść pełną ścieżkę tworzenia zasobu w </w:t>
+      </w:r>
+      <w:proofErr w:type="spellStart"/>
+      <w:r>
+        <w:t>Laravelu</w:t>
+      </w:r>
+      <w:proofErr w:type="spellEnd"/>
+      <w:r>
+        <w:t xml:space="preserve">: od modelu i migracji, aż po gotowe </w:t>
+      </w:r>
+      <w:proofErr w:type="spellStart"/>
+      <w:r>
+        <w:t>endpointy</w:t>
+      </w:r>
+      <w:proofErr w:type="spellEnd"/>
+      <w:r>
+        <w:t>. Dzięki migracjom struktura bazy danych jest powtarzalna i łatwa do odtworzenia na innym środowisku.</w:t>
+      </w:r>
+    </w:p>
+    <w:p>
+      <w:r>
+        <w:t xml:space="preserve">Użycie </w:t>
+      </w:r>
+      <w:proofErr w:type="spellStart"/>
+      <w:r>
+        <w:t>Route</w:t>
+      </w:r>
+      <w:proofErr w:type="spellEnd"/>
+      <w:r>
+        <w:t>::</w:t>
+      </w:r>
+      <w:proofErr w:type="spellStart"/>
+      <w:r>
+        <w:t>apiResource</w:t>
+      </w:r>
+      <w:proofErr w:type="spellEnd"/>
+      <w:r>
+        <w:t xml:space="preserve">() znacząco przyspiesza pracę, ponieważ automatycznie generuje komplet tras CRUD i wymusza uporządkowaną strukturę kontrolera. W praktyce zmniejsza to ilość kodu </w:t>
+      </w:r>
+      <w:r>
+        <w:t>pisanego ręcznie</w:t>
+      </w:r>
+      <w:r>
+        <w:t xml:space="preserve"> i ogranicza pomyłki w routingu.</w:t>
+      </w:r>
+    </w:p>
+    <w:p>
+      <w:r>
+        <w:t xml:space="preserve">Kluczową rolę w poprawnym API pełni walidacja w </w:t>
+      </w:r>
+      <w:proofErr w:type="spellStart"/>
+      <w:r>
+        <w:t>store</w:t>
+      </w:r>
+      <w:proofErr w:type="spellEnd"/>
+      <w:r>
+        <w:t>() i update(). Dzięki niej API nie przyjmuje błędnych danych, a użytkownik dostaje jednoznaczne odpowiedzi (422 przy błędach walidacji). Uporządkowane kody HTTP (201, 200, 204) sprawiają, że API jest przewidywalne i zgodne ze standardami.</w:t>
+      </w:r>
+    </w:p>
+    <w:p>
+      <w:r>
+        <w:t xml:space="preserve">Testowanie </w:t>
+      </w:r>
+      <w:proofErr w:type="spellStart"/>
+      <w:r>
+        <w:t>endpointów</w:t>
+      </w:r>
+      <w:proofErr w:type="spellEnd"/>
+      <w:r>
+        <w:t xml:space="preserve"> w </w:t>
+      </w:r>
+      <w:proofErr w:type="spellStart"/>
+      <w:r>
+        <w:t>Postmanie</w:t>
+      </w:r>
+      <w:proofErr w:type="spellEnd"/>
+      <w:r>
+        <w:t>/</w:t>
+      </w:r>
+      <w:proofErr w:type="spellStart"/>
+      <w:r>
+        <w:t>curl</w:t>
+      </w:r>
+      <w:proofErr w:type="spellEnd"/>
+      <w:r>
+        <w:t xml:space="preserve"> pozwala szybko potwierdzić poprawność działania metod CRUD oraz zachowanie API w sytuacjach błędnych (np. brak </w:t>
+      </w:r>
+      <w:proofErr w:type="spellStart"/>
+      <w:r>
+        <w:t>title</w:t>
+      </w:r>
+      <w:proofErr w:type="spellEnd"/>
+      <w:r>
+        <w:t xml:space="preserve">, nieistniejące ID). To pokazuje, że nawet proste API wymaga sprawdzania zarówno „happy </w:t>
+      </w:r>
+      <w:proofErr w:type="spellStart"/>
+      <w:r>
+        <w:t>path</w:t>
+      </w:r>
+      <w:proofErr w:type="spellEnd"/>
+      <w:r>
+        <w:t>”, jak i przypadków brzegowych.</w:t>
       </w:r>
     </w:p>
     <w:p/>
@@ -2633,6 +3004,21 @@
 </file>
 
 <file path=customXml/item2.xml><?xml version="1.0" encoding="utf-8"?>
+<p:properties xmlns:p="http://schemas.microsoft.com/office/2006/metadata/properties" xmlns:xsi="http://www.w3.org/2001/XMLSchema-instance" xmlns:pc="http://schemas.microsoft.com/office/infopath/2007/PartnerControls">
+  <documentManagement/>
+</p:properties>
+</file>
+
+<file path=customXml/item3.xml><?xml version="1.0" encoding="utf-8"?>
+<?mso-contentType ?>
+<FormTemplates xmlns="http://schemas.microsoft.com/sharepoint/v3/contenttype/forms">
+  <Display>DocumentLibraryForm</Display>
+  <Edit>DocumentLibraryForm</Edit>
+  <New>DocumentLibraryForm</New>
+</FormTemplates>
+</file>
+
+<file path=customXml/item4.xml><?xml version="1.0" encoding="utf-8"?>
 <ct:contentTypeSchema xmlns:ct="http://schemas.microsoft.com/office/2006/metadata/contentType" xmlns:ma="http://schemas.microsoft.com/office/2006/metadata/properties/metaAttributes" ct:_="" ma:_="" ma:contentTypeName="Dokument" ma:contentTypeID="0x0101000F8C0FF2806B094B99763A72FB03C531" ma:contentTypeVersion="0" ma:contentTypeDescription="Utwórz nowy dokument." ma:contentTypeScope="" ma:versionID="42d44bf741a8f00d684b3bb60dec8d28">
   <xsd:schema xmlns:xsd="http://www.w3.org/2001/XMLSchema" xmlns:xs="http://www.w3.org/2001/XMLSchema" xmlns:p="http://schemas.microsoft.com/office/2006/metadata/properties" targetNamespace="http://schemas.microsoft.com/office/2006/metadata/properties" ma:root="true" ma:fieldsID="1bfd4dfa73aff86833de96de8900c00d">
     <xsd:element name="properties">
@@ -2746,21 +3132,6 @@
 </ct:contentTypeSchema>
 </file>
 
-<file path=customXml/item3.xml><?xml version="1.0" encoding="utf-8"?>
-<?mso-contentType ?>
-<FormTemplates xmlns="http://schemas.microsoft.com/sharepoint/v3/contenttype/forms">
-  <Display>DocumentLibraryForm</Display>
-  <Edit>DocumentLibraryForm</Edit>
-  <New>DocumentLibraryForm</New>
-</FormTemplates>
-</file>
-
-<file path=customXml/item4.xml><?xml version="1.0" encoding="utf-8"?>
-<p:properties xmlns:p="http://schemas.microsoft.com/office/2006/metadata/properties" xmlns:xsi="http://www.w3.org/2001/XMLSchema-instance" xmlns:pc="http://schemas.microsoft.com/office/infopath/2007/PartnerControls">
-  <documentManagement/>
-</p:properties>
-</file>
-
 <file path=customXml/itemProps1.xml><?xml version="1.0" encoding="utf-8"?>
 <ds:datastoreItem xmlns:ds="http://schemas.openxmlformats.org/officeDocument/2006/customXml" ds:itemID="{11111111-1234-1234-1234-123412341234}">
   <ds:schemaRefs>
@@ -2771,16 +3142,9 @@
 </file>
 
 <file path=customXml/itemProps2.xml><?xml version="1.0" encoding="utf-8"?>
-<ds:datastoreItem xmlns:ds="http://schemas.openxmlformats.org/officeDocument/2006/customXml" ds:itemID="{F168758D-24E2-485E-814B-A9BB9AF3B012}">
+<ds:datastoreItem xmlns:ds="http://schemas.openxmlformats.org/officeDocument/2006/customXml" ds:itemID="{08426369-9F95-4247-BF4D-3A740400AC49}">
   <ds:schemaRefs>
-    <ds:schemaRef ds:uri="http://schemas.microsoft.com/office/2006/metadata/contentType"/>
-    <ds:schemaRef ds:uri="http://schemas.microsoft.com/office/2006/metadata/properties/metaAttributes"/>
-    <ds:schemaRef ds:uri="http://www.w3.org/2001/XMLSchema"/>
     <ds:schemaRef ds:uri="http://schemas.microsoft.com/office/2006/metadata/properties"/>
-    <ds:schemaRef ds:uri="http://schemas.openxmlformats.org/package/2006/metadata/core-properties"/>
-    <ds:schemaRef ds:uri="http://purl.org/dc/elements/1.1/"/>
-    <ds:schemaRef ds:uri="http://purl.org/dc/terms/"/>
-    <ds:schemaRef ds:uri="http://schemas.microsoft.com/internal/obd"/>
     <ds:schemaRef ds:uri="http://schemas.microsoft.com/office/infopath/2007/PartnerControls"/>
   </ds:schemaRefs>
 </ds:datastoreItem>
@@ -2795,9 +3159,16 @@
 </file>
 
 <file path=customXml/itemProps4.xml><?xml version="1.0" encoding="utf-8"?>
-<ds:datastoreItem xmlns:ds="http://schemas.openxmlformats.org/officeDocument/2006/customXml" ds:itemID="{08426369-9F95-4247-BF4D-3A740400AC49}">
+<ds:datastoreItem xmlns:ds="http://schemas.openxmlformats.org/officeDocument/2006/customXml" ds:itemID="{F168758D-24E2-485E-814B-A9BB9AF3B012}">
   <ds:schemaRefs>
+    <ds:schemaRef ds:uri="http://schemas.microsoft.com/office/2006/metadata/contentType"/>
+    <ds:schemaRef ds:uri="http://schemas.microsoft.com/office/2006/metadata/properties/metaAttributes"/>
+    <ds:schemaRef ds:uri="http://www.w3.org/2001/XMLSchema"/>
     <ds:schemaRef ds:uri="http://schemas.microsoft.com/office/2006/metadata/properties"/>
+    <ds:schemaRef ds:uri="http://schemas.openxmlformats.org/package/2006/metadata/core-properties"/>
+    <ds:schemaRef ds:uri="http://purl.org/dc/elements/1.1/"/>
+    <ds:schemaRef ds:uri="http://purl.org/dc/terms/"/>
+    <ds:schemaRef ds:uri="http://schemas.microsoft.com/internal/obd"/>
     <ds:schemaRef ds:uri="http://schemas.microsoft.com/office/infopath/2007/PartnerControls"/>
   </ds:schemaRefs>
 </ds:datastoreItem>
